--- a/Entregables/E6 - Cumplimiento Legal y Privacidad/E6 - Fundamento legal y confiabilidad de la firma electronica.docx
+++ b/Entregables/E6 - Cumplimiento Legal y Privacidad/E6 - Fundamento legal y confiabilidad de la firma electronica.docx
@@ -75,7 +75,7 @@
           <w:szCs w:val="20"/>
           <w:lang w:val="es-ES"/>
         </w:rPr>
-        <w:pict w14:anchorId="70C062F0">
+        <w:pict w14:anchorId="66E9F114">
           <v:rect id="_x0000_i1025" style="width:0;height:1.5pt" o:hralign="center" o:hrstd="t" o:hr="t" fillcolor="#a0a0a0" stroked="f"/>
         </w:pict>
       </w:r>
@@ -203,7 +203,7 @@
           <w:szCs w:val="20"/>
           <w:lang w:val="es-ES"/>
         </w:rPr>
-        <w:pict w14:anchorId="1FA07CDD">
+        <w:pict w14:anchorId="37D27DDC">
           <v:rect id="_x0000_i1026" style="width:0;height:1.5pt" o:hralign="center" o:hrstd="t" o:hr="t" fillcolor="#a0a0a0" stroked="f"/>
         </w:pict>
       </w:r>
@@ -371,7 +371,18 @@
           <w:szCs w:val="20"/>
           <w:lang w:val="es-ES"/>
         </w:rPr>
-        <w:t xml:space="preserve">reconoce que el consentimiento es expreso cuando la voluntad se manifiesta por medios electrónicos, ópticos o por cualquier otra tecnología (Cámara de Diputados, 2025b, art. 1803, fr. I). Y establece que los supuestos de forma escrita se tienen por cumplidos por esos mismos medios, siempre que la información sea íntegra, atribuible a las personas obligadas y accesible para su ulterior consulta (Cámara de Diputados, 2025b, art. 1834 bis). Esos tres requisitos son la columna vertebral de todo lo que sigue: </w:t>
+        <w:t xml:space="preserve">reconoce que el consentimiento es expreso cuando la voluntad se manifiesta por medios electrónicos, ópticos o por cualquier otra tecnología (Cámara de Diputados, 2025b, art. 1803, fr. I). Y establece que los supuestos de forma escrita se tienen por cumplidos por esos mismos medios, siempre que la información sea íntegra, atribuible a las personas obligadas y </w:t>
+      </w:r>
+      <w:r>
+        <w:rPr>
+          <w:rFonts w:ascii="Segoe UI" w:hAnsi="Segoe UI" w:cs="Segoe UI"/>
+          <w:color w:val="1C2333"/>
+          <w:sz w:val="20"/>
+          <w:szCs w:val="20"/>
+          <w:lang w:val="es-ES"/>
+        </w:rPr>
+        <w:lastRenderedPageBreak/>
+        <w:t xml:space="preserve">accesible para su ulterior consulta (Cámara de Diputados, 2025b, art. 1834 bis). Esos tres requisitos son la columna vertebral de todo lo que sigue: </w:t>
       </w:r>
       <w:r>
         <w:rPr>
@@ -443,50 +454,297 @@
           <w:szCs w:val="20"/>
           <w:lang w:val="es-ES"/>
         </w:rPr>
-        <w:t xml:space="preserve">define la firma electrónica simple como los datos consignados en un mensaje que se usan para identificar al firmante e indicar que aprueba la información, y </w:t>
-      </w:r>
-      <w:r>
-        <w:rPr>
-          <w:rFonts w:ascii="Segoe UI" w:hAnsi="Segoe UI" w:cs="Segoe UI"/>
-          <w:color w:val="1C2333"/>
-          <w:sz w:val="20"/>
-          <w:szCs w:val="20"/>
+        <w:t>define la firma electrónica simple como los datos consignados en un mensaje que se usan para identificar al firmante e indicar que aprueba la información, y añade que produce los mismos efectos jurídicos que la firma autógrafa y es admisible como prueba en juicio (Cámara de Diputados, 2026, art. 2, fr. XXI). El mismo ordenamiento dispone que las pruebas documentales físicas y electrónicas reciben el mismo trato, bajo los principios de equivalencia funcional y neutralidad tecnológica (Cámara de Diputados, 20</w:t>
+      </w:r>
+      <w:r>
+        <w:rPr>
+          <w:rFonts w:ascii="Segoe UI" w:hAnsi="Segoe UI" w:cs="Segoe UI"/>
+          <w:color w:val="1C2333"/>
+          <w:sz w:val="20"/>
+          <w:szCs w:val="20"/>
+          <w:lang w:val="es-ES"/>
+        </w:rPr>
+        <w:t>26, art. 308).</w:t>
+      </w:r>
+    </w:p>
+    <w:p>
+      <w:pPr>
+        <w:pStyle w:val="NormalWeb"/>
+        <w:rPr>
+          <w:rFonts w:ascii="Segoe UI" w:hAnsi="Segoe UI" w:cs="Segoe UI"/>
+          <w:color w:val="1C2333"/>
+          <w:sz w:val="20"/>
+          <w:szCs w:val="20"/>
+          <w:lang w:val="es-ES"/>
+        </w:rPr>
+      </w:pPr>
+      <w:r>
+        <w:rPr>
+          <w:rFonts w:ascii="Segoe UI" w:hAnsi="Segoe UI" w:cs="Segoe UI"/>
+          <w:color w:val="1C2333"/>
+          <w:sz w:val="20"/>
+          <w:szCs w:val="20"/>
+          <w:lang w:val="es-ES"/>
+        </w:rPr>
+        <w:t xml:space="preserve">El </w:t>
+      </w:r>
+      <w:r>
+        <w:rPr>
+          <w:rStyle w:val="Fuerte"/>
+          <w:rFonts w:ascii="Segoe UI" w:hAnsi="Segoe UI" w:cs="Segoe UI"/>
+          <w:sz w:val="20"/>
+          <w:szCs w:val="20"/>
+          <w:lang w:val="es-ES"/>
+        </w:rPr>
+        <w:t>Código de Comercio</w:t>
+      </w:r>
+      <w:r>
+        <w:rPr>
+          <w:rFonts w:ascii="Segoe UI" w:hAnsi="Segoe UI" w:cs="Segoe UI"/>
+          <w:color w:val="1C2333"/>
+          <w:sz w:val="20"/>
+          <w:szCs w:val="20"/>
+          <w:lang w:val="es-ES"/>
+        </w:rPr>
+        <w:t xml:space="preserve"> prohíbe negar efectos jurídicos, validez o fuerza obligatoria a la información por el solo hecho de estar contenida en un mensaje de datos (Cámara de Diputados, 2025a, art. 89 bis), y precisa que cuando la ley exige forma escrita el requisito se cumple con un mensaje de datos íntegro y accesible, y que cuando además exige firma, se cumple si el mensaje es atribuible a las partes (Cámara de Diputados, 2025a, art. 93).</w:t>
+      </w:r>
+    </w:p>
+    <w:p>
+      <w:pPr>
+        <w:pStyle w:val="NormalWeb"/>
+        <w:rPr>
+          <w:rFonts w:ascii="Segoe UI" w:hAnsi="Segoe UI" w:cs="Segoe UI"/>
+          <w:color w:val="1C2333"/>
+          <w:sz w:val="20"/>
+          <w:szCs w:val="20"/>
+          <w:lang w:val="es-ES"/>
+        </w:rPr>
+      </w:pPr>
+      <w:r>
+        <w:rPr>
+          <w:rFonts w:ascii="Segoe UI" w:hAnsi="Segoe UI" w:cs="Segoe UI"/>
+          <w:color w:val="1C2333"/>
+          <w:sz w:val="20"/>
+          <w:szCs w:val="20"/>
+          <w:lang w:val="es-ES"/>
+        </w:rPr>
+        <w:t xml:space="preserve">En materia de datos personales, la </w:t>
+      </w:r>
+      <w:r>
+        <w:rPr>
+          <w:rStyle w:val="Fuerte"/>
+          <w:rFonts w:ascii="Segoe UI" w:hAnsi="Segoe UI" w:cs="Segoe UI"/>
+          <w:sz w:val="20"/>
+          <w:szCs w:val="20"/>
+          <w:lang w:val="es-ES"/>
+        </w:rPr>
+        <w:t>Ley Federal de Protección de Datos Personales en Posesión de los Particulares</w:t>
+      </w:r>
+      <w:r>
+        <w:rPr>
+          <w:rFonts w:ascii="Segoe UI" w:hAnsi="Segoe UI" w:cs="Segoe UI"/>
+          <w:color w:val="1C2333"/>
+          <w:sz w:val="20"/>
+          <w:szCs w:val="20"/>
+          <w:lang w:val="es-ES"/>
+        </w:rPr>
+        <w:t xml:space="preserve"> vigente es explícita al regular el consentimiento que debe constar por escrito: se obtiene «a través de su firma autógrafa, firma electrónica, o cualquier mecanismo de autenticación que al efecto se establezca» (Cámara de Diputados, 2025e, art. 8). La ley nombra la firma electrónica en su propio texto, sin necesidad de acudir a norma reglamentaria.</w:t>
+      </w:r>
+    </w:p>
+    <w:p>
+      <w:pPr>
+        <w:pStyle w:val="NormalWeb"/>
+        <w:rPr>
+          <w:rFonts w:ascii="Segoe UI" w:hAnsi="Segoe UI" w:cs="Segoe UI"/>
+          <w:color w:val="1C2333"/>
+          <w:sz w:val="20"/>
+          <w:szCs w:val="20"/>
+          <w:lang w:val="es-ES"/>
+        </w:rPr>
+      </w:pPr>
+      <w:r>
+        <w:rPr>
+          <w:rStyle w:val="nfasis"/>
+          <w:rFonts w:ascii="Segoe UI" w:hAnsi="Segoe UI" w:cs="Segoe UI"/>
+          <w:color w:val="1C2333"/>
+          <w:sz w:val="20"/>
+          <w:szCs w:val="20"/>
+          <w:lang w:val="es-ES"/>
+        </w:rPr>
+        <w:t>Nota sobre el reglamento.</w:t>
+      </w:r>
+      <w:r>
+        <w:rPr>
+          <w:rFonts w:ascii="Segoe UI" w:hAnsi="Segoe UI" w:cs="Segoe UI"/>
+          <w:color w:val="1C2333"/>
+          <w:sz w:val="20"/>
+          <w:szCs w:val="20"/>
+          <w:lang w:val="es-ES"/>
+        </w:rPr>
+        <w:t xml:space="preserve"> </w:t>
+      </w:r>
+      <w:r>
+        <w:rPr>
+          <w:rFonts w:ascii="Segoe UI" w:hAnsi="Segoe UI" w:cs="Segoe UI"/>
+          <w:color w:val="1C2333"/>
+          <w:sz w:val="20"/>
+          <w:szCs w:val="20"/>
+          <w:lang w:val="es-ES"/>
+        </w:rPr>
+        <w:t>El Reglamento de 2011 desarrolla la ley de 2010, que quedó abrogada el 20 de marzo de 2025 sin que ningún transitorio preserve expresamente la vigencia del reglamento. La Cámara de Diputados lo sigue publicando como texto vigente y su artículo 19 dice lo mismo en términos más detallados, de modo que puede citarse como apoyo. Este documento no se apoya en él: la regla que importa está en el artículo 8 de la ley vigente.</w:t>
+      </w:r>
+    </w:p>
+    <w:p>
+      <w:pPr>
+        <w:pStyle w:val="Ttulo3"/>
+        <w:rPr>
+          <w:rFonts w:ascii="Segoe UI" w:eastAsia="Times New Roman" w:hAnsi="Segoe UI" w:cs="Segoe UI"/>
+          <w:lang w:val="es-ES"/>
+        </w:rPr>
+      </w:pPr>
+      <w:r>
+        <w:rPr>
+          <w:rFonts w:ascii="Segoe UI" w:eastAsia="Times New Roman" w:hAnsi="Segoe UI" w:cs="Segoe UI"/>
+          <w:lang w:val="es-ES"/>
+        </w:rPr>
+        <w:t>2.3 El criterio de valoración es la fiabilidad del método</w:t>
+      </w:r>
+    </w:p>
+    <w:p>
+      <w:pPr>
+        <w:pStyle w:val="NormalWeb"/>
+        <w:rPr>
+          <w:rFonts w:ascii="Segoe UI" w:hAnsi="Segoe UI" w:cs="Segoe UI"/>
+          <w:color w:val="1C2333"/>
+          <w:sz w:val="20"/>
+          <w:szCs w:val="20"/>
+          <w:lang w:val="es-ES"/>
+        </w:rPr>
+      </w:pPr>
+      <w:r>
+        <w:rPr>
+          <w:rFonts w:ascii="Segoe UI" w:hAnsi="Segoe UI" w:cs="Segoe UI"/>
+          <w:color w:val="1C2333"/>
+          <w:sz w:val="20"/>
+          <w:szCs w:val="20"/>
+          <w:lang w:val="es-ES"/>
+        </w:rPr>
+        <w:t>Ninguna de esas normas concede validez automática. Todas remiten al mismo estándar.</w:t>
+      </w:r>
+    </w:p>
+    <w:p>
+      <w:pPr>
+        <w:pStyle w:val="NormalWeb"/>
+        <w:rPr>
+          <w:rFonts w:ascii="Segoe UI" w:hAnsi="Segoe UI" w:cs="Segoe UI"/>
+          <w:color w:val="1C2333"/>
+          <w:sz w:val="20"/>
+          <w:szCs w:val="20"/>
+          <w:lang w:val="es-ES"/>
+        </w:rPr>
+      </w:pPr>
+      <w:r>
+        <w:rPr>
+          <w:rFonts w:ascii="Segoe UI" w:hAnsi="Segoe UI" w:cs="Segoe UI"/>
+          <w:color w:val="1C2333"/>
+          <w:sz w:val="20"/>
+          <w:szCs w:val="20"/>
+          <w:lang w:val="es-ES"/>
+        </w:rPr>
+        <w:t>El Código Nacional dispone que para valorar la fuerza probatoria de la información electrónica «se estimará primordialmente la fiabilidad del método» con que fue generada, comunicada, recibida o archivada y, en su caso, si es posible atribuir su contenido a las personas obligadas y si es accesible para su ulterior consulta (Cámara de Diputados, 2026, art. 349). Añade que cuando la ley requiera conservar un documento en su forma original, el requisito se satisface si se acredita que la información se mantuvo</w:t>
+      </w:r>
+      <w:r>
+        <w:rPr>
+          <w:rFonts w:ascii="Segoe UI" w:hAnsi="Segoe UI" w:cs="Segoe UI"/>
+          <w:color w:val="1C2333"/>
+          <w:sz w:val="20"/>
+          <w:szCs w:val="20"/>
+          <w:lang w:val="es-ES"/>
+        </w:rPr>
+        <w:t xml:space="preserve"> íntegra e inalterada desde que se generó por primera vez en forma definitiva (Cámara de Diputados, 2026, art. 350).</w:t>
+      </w:r>
+    </w:p>
+    <w:p>
+      <w:pPr>
+        <w:pStyle w:val="NormalWeb"/>
+        <w:rPr>
+          <w:rFonts w:ascii="Segoe UI" w:hAnsi="Segoe UI" w:cs="Segoe UI"/>
+          <w:color w:val="1C2333"/>
+          <w:sz w:val="20"/>
+          <w:szCs w:val="20"/>
+          <w:lang w:val="es-ES"/>
+        </w:rPr>
+      </w:pPr>
+      <w:r>
+        <w:rPr>
+          <w:rFonts w:ascii="Segoe UI" w:hAnsi="Segoe UI" w:cs="Segoe UI"/>
+          <w:color w:val="1C2333"/>
+          <w:sz w:val="20"/>
+          <w:szCs w:val="20"/>
+          <w:lang w:val="es-ES"/>
+        </w:rPr>
+        <w:t>El Código Federal de Procedimientos Civiles contiene la misma regla en su artículo 210-A (Cámara de Diputados, 2023, art. 210-A). Ese ordenamiento fue abrogado por decreto, pero sigue aplicándose donde el Código Nacional aún no entra en vigor, con un plazo máximo que vence el 1 de abril de 2027 (Cámara de Diputados, 2023, transitorios). El diseño probatorio descrito en este documento funciona bajo ambos regímenes, porque los dos valoran lo mismo.</w:t>
+      </w:r>
+    </w:p>
+    <w:p>
+      <w:pPr>
+        <w:pStyle w:val="NormalWeb"/>
+        <w:rPr>
+          <w:rFonts w:ascii="Segoe UI" w:hAnsi="Segoe UI" w:cs="Segoe UI"/>
+          <w:color w:val="1C2333"/>
+          <w:sz w:val="20"/>
+          <w:szCs w:val="20"/>
+          <w:lang w:val="es-ES"/>
+        </w:rPr>
+      </w:pPr>
+      <w:r>
+        <w:rPr>
+          <w:rFonts w:ascii="Segoe UI" w:hAnsi="Segoe UI" w:cs="Segoe UI"/>
+          <w:color w:val="1C2333"/>
+          <w:sz w:val="20"/>
+          <w:szCs w:val="20"/>
+          <w:lang w:val="es-ES"/>
+        </w:rPr>
+        <w:t>El Código de Comercio recoge idéntico criterio para los mensajes de datos (Cámara de Diputados, 2025a, art. 1298-A) y detalla cuándo una firma se considera avanzada o fiable: cuando los datos de creación corresponden exclusivamente al firmante, estaban bajo su control exclusivo al momento de firmar, y es posible detectar cualquier alteración posterior (Cámara de Diputados, 2025a, art. 97).</w:t>
+      </w:r>
+    </w:p>
+    <w:p>
+      <w:pPr>
+        <w:pStyle w:val="Ttulo3"/>
+        <w:rPr>
+          <w:rFonts w:ascii="Segoe UI" w:eastAsia="Times New Roman" w:hAnsi="Segoe UI" w:cs="Segoe UI"/>
+          <w:lang w:val="es-ES"/>
+        </w:rPr>
+      </w:pPr>
+      <w:r>
+        <w:rPr>
+          <w:rFonts w:ascii="Segoe UI" w:eastAsia="Times New Roman" w:hAnsi="Segoe UI" w:cs="Segoe UI"/>
           <w:lang w:val="es-ES"/>
         </w:rPr>
         <w:lastRenderedPageBreak/>
-        <w:t>añade que produce los mismos efectos jurídicos que la firma autógrafa y es admisible como prueba en juicio (Cámara de Diputados, 2026, art. 2, fr. XXI). El mismo ordenamiento dispone que las pruebas documentales físicas y electrónicas reciben el mismo trato, bajo los principios de equivalencia funcional y neutralidad tecnológica (Cámara de Diputados, 20</w:t>
-      </w:r>
-      <w:r>
-        <w:rPr>
-          <w:rFonts w:ascii="Segoe UI" w:hAnsi="Segoe UI" w:cs="Segoe UI"/>
-          <w:color w:val="1C2333"/>
-          <w:sz w:val="20"/>
-          <w:szCs w:val="20"/>
-          <w:lang w:val="es-ES"/>
-        </w:rPr>
-        <w:t>26, art. 308).</w:t>
-      </w:r>
-    </w:p>
-    <w:p>
-      <w:pPr>
-        <w:pStyle w:val="NormalWeb"/>
-        <w:rPr>
-          <w:rFonts w:ascii="Segoe UI" w:hAnsi="Segoe UI" w:cs="Segoe UI"/>
-          <w:color w:val="1C2333"/>
-          <w:sz w:val="20"/>
-          <w:szCs w:val="20"/>
-          <w:lang w:val="es-ES"/>
-        </w:rPr>
-      </w:pPr>
-      <w:r>
-        <w:rPr>
-          <w:rFonts w:ascii="Segoe UI" w:hAnsi="Segoe UI" w:cs="Segoe UI"/>
-          <w:color w:val="1C2333"/>
-          <w:sz w:val="20"/>
-          <w:szCs w:val="20"/>
-          <w:lang w:val="es-ES"/>
-        </w:rPr>
-        <w:t xml:space="preserve">El </w:t>
+        <w:t>2.4 La Suprema Corte fijó quién debe probar la fiabilidad</w:t>
+      </w:r>
+    </w:p>
+    <w:p>
+      <w:pPr>
+        <w:pStyle w:val="NormalWeb"/>
+        <w:rPr>
+          <w:rFonts w:ascii="Segoe UI" w:hAnsi="Segoe UI" w:cs="Segoe UI"/>
+          <w:color w:val="1C2333"/>
+          <w:sz w:val="20"/>
+          <w:szCs w:val="20"/>
+          <w:lang w:val="es-ES"/>
+        </w:rPr>
+      </w:pPr>
+      <w:r>
+        <w:rPr>
+          <w:rFonts w:ascii="Segoe UI" w:hAnsi="Segoe UI" w:cs="Segoe UI"/>
+          <w:color w:val="1C2333"/>
+          <w:sz w:val="20"/>
+          <w:szCs w:val="20"/>
+          <w:lang w:val="es-ES"/>
+        </w:rPr>
+        <w:t xml:space="preserve">La Primera Sala resolvió que una operación autenticada con un número de identificación personal se considera realizada mediante firma electrónica del cuentahabiente. Y estableció una regla de carga probatoria que es la más relevante para el Instituto: cuando el usuario niega haber realizado la operación, </w:t>
       </w:r>
       <w:r>
         <w:rPr>
@@ -496,39 +754,99 @@
           <w:szCs w:val="20"/>
           <w:lang w:val="es-ES"/>
         </w:rPr>
-        <w:t>Código de Comercio</w:t>
-      </w:r>
-      <w:r>
-        <w:rPr>
-          <w:rFonts w:ascii="Segoe UI" w:hAnsi="Segoe UI" w:cs="Segoe UI"/>
-          <w:color w:val="1C2333"/>
-          <w:sz w:val="20"/>
-          <w:szCs w:val="20"/>
-          <w:lang w:val="es-ES"/>
-        </w:rPr>
-        <w:t xml:space="preserve"> prohíbe negar efectos jurídicos, validez o fuerza obligatoria a la información por el solo hecho de estar contenida en un mensaje de datos (Cámara de Diputados, 2025a, art. 89 bis), y precisa que cuando la ley exige forma escrita el requisito se cumple con un mensaje de datos íntegro y accesible, y que cuando además exige firma, se cumple si el mensaje es atribuible a las partes (Cámara de Diputados, 2025a, art. 93).</w:t>
-      </w:r>
-    </w:p>
-    <w:p>
-      <w:pPr>
-        <w:pStyle w:val="NormalWeb"/>
-        <w:rPr>
-          <w:rFonts w:ascii="Segoe UI" w:hAnsi="Segoe UI" w:cs="Segoe UI"/>
-          <w:color w:val="1C2333"/>
-          <w:sz w:val="20"/>
-          <w:szCs w:val="20"/>
-          <w:lang w:val="es-ES"/>
-        </w:rPr>
-      </w:pPr>
-      <w:r>
-        <w:rPr>
-          <w:rFonts w:ascii="Segoe UI" w:hAnsi="Segoe UI" w:cs="Segoe UI"/>
-          <w:color w:val="1C2333"/>
-          <w:sz w:val="20"/>
-          <w:szCs w:val="20"/>
-          <w:lang w:val="es-ES"/>
-        </w:rPr>
-        <w:t xml:space="preserve">En materia de datos personales, el </w:t>
+        <w:t>corresponde a quien opera el sistema demostrar los procedimientos de identificación empleados y que cumplen los requisitos de fiabilidad</w:t>
+      </w:r>
+      <w:r>
+        <w:rPr>
+          <w:rFonts w:ascii="Segoe UI" w:hAnsi="Segoe UI" w:cs="Segoe UI"/>
+          <w:color w:val="1C2333"/>
+          <w:sz w:val="20"/>
+          <w:szCs w:val="20"/>
+          <w:lang w:val="es-ES"/>
+        </w:rPr>
+        <w:t>; solo acreditado eso, la carga se revierte al usuario (Suprema Corte de Justicia de la Nación, 2019).</w:t>
+      </w:r>
+    </w:p>
+    <w:p>
+      <w:pPr>
+        <w:pStyle w:val="NormalWeb"/>
+        <w:rPr>
+          <w:rFonts w:ascii="Segoe UI" w:hAnsi="Segoe UI" w:cs="Segoe UI"/>
+          <w:color w:val="1C2333"/>
+          <w:sz w:val="20"/>
+          <w:szCs w:val="20"/>
+          <w:lang w:val="es-ES"/>
+        </w:rPr>
+      </w:pPr>
+      <w:r>
+        <w:rPr>
+          <w:rFonts w:ascii="Segoe UI" w:hAnsi="Segoe UI" w:cs="Segoe UI"/>
+          <w:color w:val="1C2333"/>
+          <w:sz w:val="20"/>
+          <w:szCs w:val="20"/>
+          <w:lang w:val="es-ES"/>
+        </w:rPr>
+        <w:t>El criterio no exige certificados ni proveedores externos. Exige que la organización pueda reconstruir y explicar su método. Ese es exactamente el propósito del apartado 3 de este documento.</w:t>
+      </w:r>
+    </w:p>
+    <w:p>
+      <w:pPr>
+        <w:pStyle w:val="Ttulo3"/>
+        <w:rPr>
+          <w:rFonts w:ascii="Segoe UI" w:eastAsia="Times New Roman" w:hAnsi="Segoe UI" w:cs="Segoe UI"/>
+          <w:lang w:val="es-ES"/>
+        </w:rPr>
+      </w:pPr>
+      <w:r>
+        <w:rPr>
+          <w:rFonts w:ascii="Segoe UI" w:eastAsia="Times New Roman" w:hAnsi="Segoe UI" w:cs="Segoe UI"/>
+          <w:lang w:val="es-ES"/>
+        </w:rPr>
+        <w:t>2.5 Lo que no resulta aplicable</w:t>
+      </w:r>
+    </w:p>
+    <w:p>
+      <w:pPr>
+        <w:pStyle w:val="NormalWeb"/>
+        <w:rPr>
+          <w:rFonts w:ascii="Segoe UI" w:hAnsi="Segoe UI" w:cs="Segoe UI"/>
+          <w:color w:val="1C2333"/>
+          <w:sz w:val="20"/>
+          <w:szCs w:val="20"/>
+          <w:lang w:val="es-ES"/>
+        </w:rPr>
+      </w:pPr>
+      <w:r>
+        <w:rPr>
+          <w:rFonts w:ascii="Segoe UI" w:hAnsi="Segoe UI" w:cs="Segoe UI"/>
+          <w:color w:val="1C2333"/>
+          <w:sz w:val="20"/>
+          <w:szCs w:val="20"/>
+          <w:lang w:val="es-ES"/>
+        </w:rPr>
+        <w:t>Conviene descartar expresamente dos exigencias que suelen suponerse.</w:t>
+      </w:r>
+    </w:p>
+    <w:p>
+      <w:pPr>
+        <w:pStyle w:val="NormalWeb"/>
+        <w:rPr>
+          <w:rFonts w:ascii="Segoe UI" w:hAnsi="Segoe UI" w:cs="Segoe UI"/>
+          <w:color w:val="1C2333"/>
+          <w:sz w:val="20"/>
+          <w:szCs w:val="20"/>
+          <w:lang w:val="es-ES"/>
+        </w:rPr>
+      </w:pPr>
+      <w:r>
+        <w:rPr>
+          <w:rFonts w:ascii="Segoe UI" w:hAnsi="Segoe UI" w:cs="Segoe UI"/>
+          <w:color w:val="1C2333"/>
+          <w:sz w:val="20"/>
+          <w:szCs w:val="20"/>
+          <w:lang w:val="es-ES"/>
+        </w:rPr>
+        <w:t xml:space="preserve">La </w:t>
       </w:r>
       <w:r>
         <w:rPr>
@@ -538,17 +856,79 @@
           <w:szCs w:val="20"/>
           <w:lang w:val="es-ES"/>
         </w:rPr>
-        <w:t>Reglamento de la Ley Federal de Protección de Datos Personales en Posesión de los Particulares</w:t>
-      </w:r>
-      <w:r>
-        <w:rPr>
-          <w:rFonts w:ascii="Segoe UI" w:hAnsi="Segoe UI" w:cs="Segoe UI"/>
-          <w:color w:val="1C2333"/>
-          <w:sz w:val="20"/>
-          <w:szCs w:val="20"/>
-          <w:lang w:val="es-ES"/>
-        </w:rPr>
-        <w:t xml:space="preserve"> es explícito: tratándose del entorno digital, para recabar el consentimiento expreso por escrito «podrán utilizarse firma electrónica o cualquier mecanismo o procedimiento que al efecto se establezca y permita identificar al titular y recabar su consentimiento» (Cámara de Diputados, 2011, art. 19).</w:t>
+        <w:t>Ley de Firma Electrónica Avanzada</w:t>
+      </w:r>
+      <w:r>
+        <w:rPr>
+          <w:rFonts w:ascii="Segoe UI" w:hAnsi="Segoe UI" w:cs="Segoe UI"/>
+          <w:color w:val="1C2333"/>
+          <w:sz w:val="20"/>
+          <w:szCs w:val="20"/>
+          <w:lang w:val="es-ES"/>
+        </w:rPr>
+        <w:t xml:space="preserve"> </w:t>
+      </w:r>
+      <w:r>
+        <w:rPr>
+          <w:rFonts w:ascii="Segoe UI" w:hAnsi="Segoe UI" w:cs="Segoe UI"/>
+          <w:color w:val="1C2333"/>
+          <w:sz w:val="20"/>
+          <w:szCs w:val="20"/>
+          <w:lang w:val="es-ES"/>
+        </w:rPr>
+        <w:t>regula el uso de esa firma en los actos previstos en ella, y sus sujetos son las dependencias y entidades de la Administración Pública Federal, sus servidores públicos y los particulares únicamente cuando la utilizan en términos de esa ley (Cámara de Diputados, 2025c, arts. 1 y 3). No impone la firma avanzada a los actos entre particulares.</w:t>
+      </w:r>
+    </w:p>
+    <w:p>
+      <w:pPr>
+        <w:pStyle w:val="NormalWeb"/>
+        <w:rPr>
+          <w:rFonts w:ascii="Segoe UI" w:hAnsi="Segoe UI" w:cs="Segoe UI"/>
+          <w:color w:val="1C2333"/>
+          <w:sz w:val="20"/>
+          <w:szCs w:val="20"/>
+          <w:lang w:val="es-ES"/>
+        </w:rPr>
+      </w:pPr>
+      <w:r>
+        <w:rPr>
+          <w:rFonts w:ascii="Segoe UI" w:hAnsi="Segoe UI" w:cs="Segoe UI"/>
+          <w:color w:val="1C2333"/>
+          <w:sz w:val="20"/>
+          <w:szCs w:val="20"/>
+          <w:lang w:val="es-ES"/>
+        </w:rPr>
+        <w:t xml:space="preserve">La </w:t>
+      </w:r>
+      <w:r>
+        <w:rPr>
+          <w:rStyle w:val="Fuerte"/>
+          <w:rFonts w:ascii="Segoe UI" w:hAnsi="Segoe UI" w:cs="Segoe UI"/>
+          <w:sz w:val="20"/>
+          <w:szCs w:val="20"/>
+          <w:lang w:val="es-ES"/>
+        </w:rPr>
+        <w:t>e.firma del Servicio de Administración Tributaria</w:t>
+      </w:r>
+      <w:r>
+        <w:rPr>
+          <w:rFonts w:ascii="Segoe UI" w:hAnsi="Segoe UI" w:cs="Segoe UI"/>
+          <w:color w:val="1C2333"/>
+          <w:sz w:val="20"/>
+          <w:szCs w:val="20"/>
+          <w:lang w:val="es-ES"/>
+        </w:rPr>
+        <w:t xml:space="preserve"> </w:t>
+      </w:r>
+      <w:r>
+        <w:rPr>
+          <w:rFonts w:ascii="Segoe UI" w:hAnsi="Segoe UI" w:cs="Segoe UI"/>
+          <w:color w:val="1C2333"/>
+          <w:sz w:val="20"/>
+          <w:szCs w:val="20"/>
+          <w:lang w:val="es-ES"/>
+        </w:rPr>
+        <w:t>tiene fundamento en el Código Fiscal de la Federación y su ámbito es fiscal: aplica cuando las disposiciones fiscales obligan a presentar documentos digitales (Cámara de Diputados, 2026b, art. 17-D). Exigirla a las familias para aceptar un reglamento escolar carecería de fundamento y sería, en la práctica, inviable.</w:t>
       </w:r>
     </w:p>
     <w:p>
@@ -564,143 +944,29 @@
           <w:rFonts w:ascii="Segoe UI" w:eastAsia="Times New Roman" w:hAnsi="Segoe UI" w:cs="Segoe UI"/>
           <w:lang w:val="es-ES"/>
         </w:rPr>
-        <w:t>2.3 El criterio de valoración es la fiabilidad del método</w:t>
-      </w:r>
-    </w:p>
-    <w:p>
-      <w:pPr>
-        <w:pStyle w:val="NormalWeb"/>
-        <w:rPr>
-          <w:rFonts w:ascii="Segoe UI" w:hAnsi="Segoe UI" w:cs="Segoe UI"/>
-          <w:color w:val="1C2333"/>
-          <w:sz w:val="20"/>
-          <w:szCs w:val="20"/>
-          <w:lang w:val="es-ES"/>
-        </w:rPr>
-      </w:pPr>
-      <w:r>
-        <w:rPr>
-          <w:rFonts w:ascii="Segoe UI" w:hAnsi="Segoe UI" w:cs="Segoe UI"/>
-          <w:color w:val="1C2333"/>
-          <w:sz w:val="20"/>
-          <w:szCs w:val="20"/>
-          <w:lang w:val="es-ES"/>
-        </w:rPr>
-        <w:t>Ninguna de esas normas concede validez automática. Todas remiten al mismo estándar.</w:t>
-      </w:r>
-    </w:p>
-    <w:p>
-      <w:pPr>
-        <w:pStyle w:val="NormalWeb"/>
-        <w:rPr>
-          <w:rFonts w:ascii="Segoe UI" w:hAnsi="Segoe UI" w:cs="Segoe UI"/>
-          <w:color w:val="1C2333"/>
-          <w:sz w:val="20"/>
-          <w:szCs w:val="20"/>
-          <w:lang w:val="es-ES"/>
-        </w:rPr>
-      </w:pPr>
-      <w:r>
-        <w:rPr>
-          <w:rFonts w:ascii="Segoe UI" w:hAnsi="Segoe UI" w:cs="Segoe UI"/>
-          <w:color w:val="1C2333"/>
-          <w:sz w:val="20"/>
-          <w:szCs w:val="20"/>
-          <w:lang w:val="es-ES"/>
-        </w:rPr>
-        <w:t>El Código Nacional dispone que para valorar la fuerza probatoria de la información electrónica «se estimará primordialmente la fiabilidad del método» con que fue generada, comunicada, recibida o archivada y, en su caso, si es posible atribuir su contenido a las personas obligadas y si es accesible para su ulterior consulta (Cámara de Diputados, 2026, art. 349). Añade que cuando la ley requiera conservar un documento en su forma original, el requisito se satisface si se acredita que la información se mantuvo</w:t>
-      </w:r>
-      <w:r>
-        <w:rPr>
-          <w:rFonts w:ascii="Segoe UI" w:hAnsi="Segoe UI" w:cs="Segoe UI"/>
-          <w:color w:val="1C2333"/>
-          <w:sz w:val="20"/>
-          <w:szCs w:val="20"/>
-          <w:lang w:val="es-ES"/>
-        </w:rPr>
-        <w:t xml:space="preserve"> íntegra e inalterada desde que se generó por primera vez en forma definitiva (Cámara de Diputados, 2026, art. 350).</w:t>
-      </w:r>
-    </w:p>
-    <w:p>
-      <w:pPr>
-        <w:pStyle w:val="NormalWeb"/>
-        <w:rPr>
-          <w:rFonts w:ascii="Segoe UI" w:hAnsi="Segoe UI" w:cs="Segoe UI"/>
-          <w:color w:val="1C2333"/>
-          <w:sz w:val="20"/>
-          <w:szCs w:val="20"/>
-          <w:lang w:val="es-ES"/>
-        </w:rPr>
-      </w:pPr>
-      <w:r>
-        <w:rPr>
-          <w:rFonts w:ascii="Segoe UI" w:hAnsi="Segoe UI" w:cs="Segoe UI"/>
-          <w:color w:val="1C2333"/>
-          <w:sz w:val="20"/>
-          <w:szCs w:val="20"/>
-          <w:lang w:val="es-ES"/>
-        </w:rPr>
-        <w:t>El Código Federal de Procedimientos Civiles contiene la misma regla en su artículo 210-A (Cámara de Diputados, 2023, art. 210-A). Ese ordenamiento fue abrogado por decreto, pero sigue aplicándose donde el Código Nacional aún no entra en vigor, con un plazo máximo que vence el 1 de abril de 2027 (Cámara de Diputados, 2023, transitorios). El diseño probatorio descrito en este documento funciona bajo ambos regímenes, porque los dos valoran lo mismo.</w:t>
-      </w:r>
-    </w:p>
-    <w:p>
-      <w:pPr>
-        <w:pStyle w:val="NormalWeb"/>
-        <w:rPr>
-          <w:rFonts w:ascii="Segoe UI" w:hAnsi="Segoe UI" w:cs="Segoe UI"/>
-          <w:color w:val="1C2333"/>
-          <w:sz w:val="20"/>
-          <w:szCs w:val="20"/>
-          <w:lang w:val="es-ES"/>
-        </w:rPr>
-      </w:pPr>
-      <w:r>
-        <w:rPr>
-          <w:rFonts w:ascii="Segoe UI" w:hAnsi="Segoe UI" w:cs="Segoe UI"/>
-          <w:color w:val="1C2333"/>
-          <w:sz w:val="20"/>
-          <w:szCs w:val="20"/>
-          <w:lang w:val="es-ES"/>
-        </w:rPr>
-        <w:t>El Código de Comercio recoge idéntico criterio para los mensajes de datos (Cámara de Diputados, 2025a, art. 1298-A) y detalla cuándo una firma se considera avanzada o fiable: cuando los datos de creación corresponden exclusivamente al firmante, estaban bajo su control exclusivo al momento de firmar, y es posible detectar cualquier alteración posterior (Cámara de Diputados, 2025a, art. 97).</w:t>
-      </w:r>
-    </w:p>
-    <w:p>
-      <w:pPr>
-        <w:pStyle w:val="Ttulo3"/>
-        <w:rPr>
-          <w:rFonts w:ascii="Segoe UI" w:eastAsia="Times New Roman" w:hAnsi="Segoe UI" w:cs="Segoe UI"/>
-          <w:lang w:val="es-ES"/>
-        </w:rPr>
-      </w:pPr>
-      <w:r>
-        <w:rPr>
-          <w:rFonts w:ascii="Segoe UI" w:eastAsia="Times New Roman" w:hAnsi="Segoe UI" w:cs="Segoe UI"/>
-          <w:lang w:val="es-ES"/>
-        </w:rPr>
-        <w:t>2.4 La Suprema Corte fijó quién debe probar la fiabilidad</w:t>
-      </w:r>
-    </w:p>
-    <w:p>
-      <w:pPr>
-        <w:pStyle w:val="NormalWeb"/>
-        <w:rPr>
-          <w:rFonts w:ascii="Segoe UI" w:hAnsi="Segoe UI" w:cs="Segoe UI"/>
-          <w:color w:val="1C2333"/>
-          <w:sz w:val="20"/>
-          <w:szCs w:val="20"/>
-          <w:lang w:val="es-ES"/>
-        </w:rPr>
-      </w:pPr>
-      <w:r>
-        <w:rPr>
-          <w:rFonts w:ascii="Segoe UI" w:hAnsi="Segoe UI" w:cs="Segoe UI"/>
-          <w:color w:val="1C2333"/>
-          <w:sz w:val="20"/>
-          <w:szCs w:val="20"/>
-          <w:lang w:val="es-ES"/>
-        </w:rPr>
-        <w:t xml:space="preserve">La Primera Sala resolvió que una operación autenticada con un número de identificación personal se considera realizada mediante firma electrónica del cuentahabiente. Y estableció una regla de carga probatoria que es la más relevante para el Instituto: cuando el usuario niega haber realizado la operación, </w:t>
+        <w:t>2.6 Conservación: la NOM-151 y a quién obliga</w:t>
+      </w:r>
+    </w:p>
+    <w:p>
+      <w:pPr>
+        <w:pStyle w:val="NormalWeb"/>
+        <w:rPr>
+          <w:rFonts w:ascii="Segoe UI" w:hAnsi="Segoe UI" w:cs="Segoe UI"/>
+          <w:color w:val="1C2333"/>
+          <w:sz w:val="20"/>
+          <w:szCs w:val="20"/>
+          <w:lang w:val="es-ES"/>
+        </w:rPr>
+      </w:pPr>
+      <w:r>
+        <w:rPr>
+          <w:rFonts w:ascii="Segoe UI" w:hAnsi="Segoe UI" w:cs="Segoe UI"/>
+          <w:color w:val="1C2333"/>
+          <w:sz w:val="20"/>
+          <w:szCs w:val="20"/>
+          <w:lang w:val="es-ES"/>
+        </w:rPr>
+        <w:t xml:space="preserve">Existe una norma oficial que regula las constancias de conservación de mensajes de datos. Su campo de aplicación es explícito: es «de observancia general para los comerciantes» que conforme al Código de Comercio deben conservar mensajes de datos (Secretaría de Economía, 2017, numeral 2). </w:t>
       </w:r>
       <w:r>
         <w:rPr>
@@ -710,229 +976,6 @@
           <w:szCs w:val="20"/>
           <w:lang w:val="es-ES"/>
         </w:rPr>
-        <w:t>corresponde a quien opera el sistema demostrar los procedimientos de identificación empleados y que cumplen los requisitos de fiabilidad</w:t>
-      </w:r>
-      <w:r>
-        <w:rPr>
-          <w:rFonts w:ascii="Segoe UI" w:hAnsi="Segoe UI" w:cs="Segoe UI"/>
-          <w:color w:val="1C2333"/>
-          <w:sz w:val="20"/>
-          <w:szCs w:val="20"/>
-          <w:lang w:val="es-ES"/>
-        </w:rPr>
-        <w:t>; solo acreditado eso, la carga se revierte al usuario (Suprema Corte de Justicia de la Nación, 2019).</w:t>
-      </w:r>
-    </w:p>
-    <w:p>
-      <w:pPr>
-        <w:pStyle w:val="NormalWeb"/>
-        <w:rPr>
-          <w:rFonts w:ascii="Segoe UI" w:hAnsi="Segoe UI" w:cs="Segoe UI"/>
-          <w:color w:val="1C2333"/>
-          <w:sz w:val="20"/>
-          <w:szCs w:val="20"/>
-          <w:lang w:val="es-ES"/>
-        </w:rPr>
-      </w:pPr>
-      <w:r>
-        <w:rPr>
-          <w:rFonts w:ascii="Segoe UI" w:hAnsi="Segoe UI" w:cs="Segoe UI"/>
-          <w:color w:val="1C2333"/>
-          <w:sz w:val="20"/>
-          <w:szCs w:val="20"/>
-          <w:lang w:val="es-ES"/>
-        </w:rPr>
-        <w:t>El criterio no exige certificados ni proveedores externos. Exige que la organización pueda reconstruir y explicar su método. Ese es exactamente el propósito del apartado 3 de este documento.</w:t>
-      </w:r>
-    </w:p>
-    <w:p>
-      <w:pPr>
-        <w:pStyle w:val="Ttulo3"/>
-        <w:rPr>
-          <w:rFonts w:ascii="Segoe UI" w:eastAsia="Times New Roman" w:hAnsi="Segoe UI" w:cs="Segoe UI"/>
-          <w:lang w:val="es-ES"/>
-        </w:rPr>
-      </w:pPr>
-      <w:r>
-        <w:rPr>
-          <w:rFonts w:ascii="Segoe UI" w:eastAsia="Times New Roman" w:hAnsi="Segoe UI" w:cs="Segoe UI"/>
-          <w:lang w:val="es-ES"/>
-        </w:rPr>
-        <w:t>2.5 Lo que no resulta aplicable</w:t>
-      </w:r>
-    </w:p>
-    <w:p>
-      <w:pPr>
-        <w:pStyle w:val="NormalWeb"/>
-        <w:rPr>
-          <w:rFonts w:ascii="Segoe UI" w:hAnsi="Segoe UI" w:cs="Segoe UI"/>
-          <w:color w:val="1C2333"/>
-          <w:sz w:val="20"/>
-          <w:szCs w:val="20"/>
-          <w:lang w:val="es-ES"/>
-        </w:rPr>
-      </w:pPr>
-      <w:r>
-        <w:rPr>
-          <w:rFonts w:ascii="Segoe UI" w:hAnsi="Segoe UI" w:cs="Segoe UI"/>
-          <w:color w:val="1C2333"/>
-          <w:sz w:val="20"/>
-          <w:szCs w:val="20"/>
-          <w:lang w:val="es-ES"/>
-        </w:rPr>
-        <w:t>Conviene descartar expresamente dos exigencias que suelen suponerse.</w:t>
-      </w:r>
-    </w:p>
-    <w:p>
-      <w:pPr>
-        <w:pStyle w:val="NormalWeb"/>
-        <w:rPr>
-          <w:rFonts w:ascii="Segoe UI" w:hAnsi="Segoe UI" w:cs="Segoe UI"/>
-          <w:color w:val="1C2333"/>
-          <w:sz w:val="20"/>
-          <w:szCs w:val="20"/>
-          <w:lang w:val="es-ES"/>
-        </w:rPr>
-      </w:pPr>
-      <w:r>
-        <w:rPr>
-          <w:rFonts w:ascii="Segoe UI" w:hAnsi="Segoe UI" w:cs="Segoe UI"/>
-          <w:color w:val="1C2333"/>
-          <w:sz w:val="20"/>
-          <w:szCs w:val="20"/>
-          <w:lang w:val="es-ES"/>
-        </w:rPr>
-        <w:t xml:space="preserve">La </w:t>
-      </w:r>
-      <w:r>
-        <w:rPr>
-          <w:rStyle w:val="Fuerte"/>
-          <w:rFonts w:ascii="Segoe UI" w:hAnsi="Segoe UI" w:cs="Segoe UI"/>
-          <w:sz w:val="20"/>
-          <w:szCs w:val="20"/>
-          <w:lang w:val="es-ES"/>
-        </w:rPr>
-        <w:t>Ley de Firma Electrónica Avanzada</w:t>
-      </w:r>
-      <w:r>
-        <w:rPr>
-          <w:rFonts w:ascii="Segoe UI" w:hAnsi="Segoe UI" w:cs="Segoe UI"/>
-          <w:color w:val="1C2333"/>
-          <w:sz w:val="20"/>
-          <w:szCs w:val="20"/>
-          <w:lang w:val="es-ES"/>
-        </w:rPr>
-        <w:t xml:space="preserve"> </w:t>
-      </w:r>
-      <w:r>
-        <w:rPr>
-          <w:rFonts w:ascii="Segoe UI" w:hAnsi="Segoe UI" w:cs="Segoe UI"/>
-          <w:color w:val="1C2333"/>
-          <w:sz w:val="20"/>
-          <w:szCs w:val="20"/>
-          <w:lang w:val="es-ES"/>
-        </w:rPr>
-        <w:t>regula el uso de esa firma en los actos previstos en ella, y sus sujetos son las dependencias y entidades de la Administración Pública Federal, sus servidores públicos y los particulares únicamente cuando la utilizan en términos de esa ley (Cámara de Diputados, 2025c, arts. 1 y 3). No impone la firma avanzada a los actos entre particulares.</w:t>
-      </w:r>
-    </w:p>
-    <w:p>
-      <w:pPr>
-        <w:pStyle w:val="NormalWeb"/>
-        <w:rPr>
-          <w:rFonts w:ascii="Segoe UI" w:hAnsi="Segoe UI" w:cs="Segoe UI"/>
-          <w:color w:val="1C2333"/>
-          <w:sz w:val="20"/>
-          <w:szCs w:val="20"/>
-          <w:lang w:val="es-ES"/>
-        </w:rPr>
-      </w:pPr>
-      <w:r>
-        <w:rPr>
-          <w:rFonts w:ascii="Segoe UI" w:hAnsi="Segoe UI" w:cs="Segoe UI"/>
-          <w:color w:val="1C2333"/>
-          <w:sz w:val="20"/>
-          <w:szCs w:val="20"/>
-          <w:lang w:val="es-ES"/>
-        </w:rPr>
-        <w:lastRenderedPageBreak/>
-        <w:t xml:space="preserve">La </w:t>
-      </w:r>
-      <w:r>
-        <w:rPr>
-          <w:rStyle w:val="Fuerte"/>
-          <w:rFonts w:ascii="Segoe UI" w:hAnsi="Segoe UI" w:cs="Segoe UI"/>
-          <w:sz w:val="20"/>
-          <w:szCs w:val="20"/>
-          <w:lang w:val="es-ES"/>
-        </w:rPr>
-        <w:t>e.firma del Servicio de Administración Tributaria</w:t>
-      </w:r>
-      <w:r>
-        <w:rPr>
-          <w:rFonts w:ascii="Segoe UI" w:hAnsi="Segoe UI" w:cs="Segoe UI"/>
-          <w:color w:val="1C2333"/>
-          <w:sz w:val="20"/>
-          <w:szCs w:val="20"/>
-          <w:lang w:val="es-ES"/>
-        </w:rPr>
-        <w:t xml:space="preserve"> </w:t>
-      </w:r>
-      <w:r>
-        <w:rPr>
-          <w:rFonts w:ascii="Segoe UI" w:hAnsi="Segoe UI" w:cs="Segoe UI"/>
-          <w:color w:val="1C2333"/>
-          <w:sz w:val="20"/>
-          <w:szCs w:val="20"/>
-          <w:lang w:val="es-ES"/>
-        </w:rPr>
-        <w:t>tiene fundamento en el Código Fiscal de la Federación y su ámbito es fiscal: aplica cuando las disposiciones fiscales obligan a presentar documentos digitales (Cámara de Diputados, 2026b, art. 17-D). Exigirla a las familias para aceptar un reglamento escolar carecería de fundamento y sería, en la práctica, inviable.</w:t>
-      </w:r>
-    </w:p>
-    <w:p>
-      <w:pPr>
-        <w:pStyle w:val="Ttulo3"/>
-        <w:rPr>
-          <w:rFonts w:ascii="Segoe UI" w:eastAsia="Times New Roman" w:hAnsi="Segoe UI" w:cs="Segoe UI"/>
-          <w:lang w:val="es-ES"/>
-        </w:rPr>
-      </w:pPr>
-      <w:r>
-        <w:rPr>
-          <w:rFonts w:ascii="Segoe UI" w:eastAsia="Times New Roman" w:hAnsi="Segoe UI" w:cs="Segoe UI"/>
-          <w:lang w:val="es-ES"/>
-        </w:rPr>
-        <w:t>2.6 Conservación: la NOM-151 y a quién obliga</w:t>
-      </w:r>
-    </w:p>
-    <w:p>
-      <w:pPr>
-        <w:pStyle w:val="NormalWeb"/>
-        <w:rPr>
-          <w:rFonts w:ascii="Segoe UI" w:hAnsi="Segoe UI" w:cs="Segoe UI"/>
-          <w:color w:val="1C2333"/>
-          <w:sz w:val="20"/>
-          <w:szCs w:val="20"/>
-          <w:lang w:val="es-ES"/>
-        </w:rPr>
-      </w:pPr>
-      <w:r>
-        <w:rPr>
-          <w:rFonts w:ascii="Segoe UI" w:hAnsi="Segoe UI" w:cs="Segoe UI"/>
-          <w:color w:val="1C2333"/>
-          <w:sz w:val="20"/>
-          <w:szCs w:val="20"/>
-          <w:lang w:val="es-ES"/>
-        </w:rPr>
-        <w:t xml:space="preserve">Existe una norma oficial que regula las constancias de conservación de mensajes de datos. Su campo de aplicación es explícito: es «de observancia general para los comerciantes» que conforme al Código de Comercio deben conservar mensajes de datos (Secretaría de Economía, 2017, numeral 2). </w:t>
-      </w:r>
-      <w:r>
-        <w:rPr>
-          <w:rStyle w:val="Fuerte"/>
-          <w:rFonts w:ascii="Segoe UI" w:hAnsi="Segoe UI" w:cs="Segoe UI"/>
-          <w:sz w:val="20"/>
-          <w:szCs w:val="20"/>
-          <w:lang w:val="es-ES"/>
-        </w:rPr>
         <w:t>El Instituto es una asociación civil y el acto analizado no es mercantil, de modo que la norma no lo obliga.</w:t>
       </w:r>
     </w:p>
@@ -977,7 +1020,7 @@
           <w:szCs w:val="20"/>
           <w:lang w:val="es-ES"/>
         </w:rPr>
-        <w:pict w14:anchorId="6AE2DE82">
+        <w:pict w14:anchorId="2133227D">
           <v:rect id="_x0000_i1027" style="width:0;height:1.5pt" o:hralign="center" o:hrstd="t" o:hr="t" fillcolor="#a0a0a0" stroked="f"/>
         </w:pict>
       </w:r>
@@ -1427,7 +1470,6 @@
           <w:rFonts w:ascii="Segoe UI" w:eastAsia="Times New Roman" w:hAnsi="Segoe UI" w:cs="Segoe UI"/>
           <w:lang w:val="es-ES"/>
         </w:rPr>
-        <w:lastRenderedPageBreak/>
         <w:t>3.3 Cómo cada requisito legal queda cubierto</w:t>
       </w:r>
     </w:p>
@@ -1443,9 +1485,9 @@
         <w:tblLook w:val="04A0" w:firstRow="1" w:lastRow="0" w:firstColumn="1" w:lastColumn="0" w:noHBand="0" w:noVBand="1"/>
       </w:tblPr>
       <w:tblGrid>
-        <w:gridCol w:w="2656"/>
-        <w:gridCol w:w="1841"/>
-        <w:gridCol w:w="5487"/>
+        <w:gridCol w:w="3328"/>
+        <w:gridCol w:w="3329"/>
+        <w:gridCol w:w="3327"/>
       </w:tblGrid>
       <w:tr>
         <w:trPr>
@@ -1454,7 +1496,7 @@
         </w:trPr>
         <w:tc>
           <w:tcPr>
-            <w:tcW w:w="1330" w:type="pct"/>
+            <w:tcW w:w="1667" w:type="pct"/>
             <w:tcBorders>
               <w:top w:val="single" w:sz="6" w:space="0" w:color="CFD6E0"/>
               <w:left w:val="single" w:sz="6" w:space="0" w:color="CFD6E0"/>
@@ -1497,7 +1539,7 @@
         </w:tc>
         <w:tc>
           <w:tcPr>
-            <w:tcW w:w="922" w:type="pct"/>
+            <w:tcW w:w="1667" w:type="pct"/>
             <w:tcBorders>
               <w:top w:val="single" w:sz="6" w:space="0" w:color="CFD6E0"/>
               <w:left w:val="single" w:sz="6" w:space="0" w:color="CFD6E0"/>
@@ -1540,7 +1582,7 @@
         </w:tc>
         <w:tc>
           <w:tcPr>
-            <w:tcW w:w="2748" w:type="pct"/>
+            <w:tcW w:w="1667" w:type="pct"/>
             <w:tcBorders>
               <w:top w:val="single" w:sz="6" w:space="0" w:color="CFD6E0"/>
               <w:left w:val="single" w:sz="6" w:space="0" w:color="CFD6E0"/>
@@ -1588,7 +1630,7 @@
         </w:trPr>
         <w:tc>
           <w:tcPr>
-            <w:tcW w:w="1330" w:type="pct"/>
+            <w:tcW w:w="1667" w:type="pct"/>
             <w:tcBorders>
               <w:top w:val="single" w:sz="6" w:space="0" w:color="CFD6E0"/>
               <w:left w:val="single" w:sz="6" w:space="0" w:color="CFD6E0"/>
@@ -1626,7 +1668,7 @@
         </w:tc>
         <w:tc>
           <w:tcPr>
-            <w:tcW w:w="922" w:type="pct"/>
+            <w:tcW w:w="1667" w:type="pct"/>
             <w:tcBorders>
               <w:top w:val="single" w:sz="6" w:space="0" w:color="CFD6E0"/>
               <w:left w:val="single" w:sz="6" w:space="0" w:color="CFD6E0"/>
@@ -1664,7 +1706,7 @@
         </w:tc>
         <w:tc>
           <w:tcPr>
-            <w:tcW w:w="2748" w:type="pct"/>
+            <w:tcW w:w="1667" w:type="pct"/>
             <w:tcBorders>
               <w:top w:val="single" w:sz="6" w:space="0" w:color="CFD6E0"/>
               <w:left w:val="single" w:sz="6" w:space="0" w:color="CFD6E0"/>
@@ -1707,7 +1749,7 @@
         </w:trPr>
         <w:tc>
           <w:tcPr>
-            <w:tcW w:w="1330" w:type="pct"/>
+            <w:tcW w:w="1667" w:type="pct"/>
             <w:tcBorders>
               <w:top w:val="single" w:sz="6" w:space="0" w:color="CFD6E0"/>
               <w:left w:val="single" w:sz="6" w:space="0" w:color="CFD6E0"/>
@@ -1745,7 +1787,7 @@
         </w:tc>
         <w:tc>
           <w:tcPr>
-            <w:tcW w:w="922" w:type="pct"/>
+            <w:tcW w:w="1667" w:type="pct"/>
             <w:tcBorders>
               <w:top w:val="single" w:sz="6" w:space="0" w:color="CFD6E0"/>
               <w:left w:val="single" w:sz="6" w:space="0" w:color="CFD6E0"/>
@@ -1783,7 +1825,7 @@
         </w:tc>
         <w:tc>
           <w:tcPr>
-            <w:tcW w:w="2748" w:type="pct"/>
+            <w:tcW w:w="1667" w:type="pct"/>
             <w:tcBorders>
               <w:top w:val="single" w:sz="6" w:space="0" w:color="CFD6E0"/>
               <w:left w:val="single" w:sz="6" w:space="0" w:color="CFD6E0"/>
@@ -1826,7 +1868,7 @@
         </w:trPr>
         <w:tc>
           <w:tcPr>
-            <w:tcW w:w="1330" w:type="pct"/>
+            <w:tcW w:w="1667" w:type="pct"/>
             <w:tcBorders>
               <w:top w:val="single" w:sz="6" w:space="0" w:color="CFD6E0"/>
               <w:left w:val="single" w:sz="6" w:space="0" w:color="CFD6E0"/>
@@ -1864,7 +1906,7 @@
         </w:tc>
         <w:tc>
           <w:tcPr>
-            <w:tcW w:w="922" w:type="pct"/>
+            <w:tcW w:w="1667" w:type="pct"/>
             <w:tcBorders>
               <w:top w:val="single" w:sz="6" w:space="0" w:color="CFD6E0"/>
               <w:left w:val="single" w:sz="6" w:space="0" w:color="CFD6E0"/>
@@ -1902,7 +1944,7 @@
         </w:tc>
         <w:tc>
           <w:tcPr>
-            <w:tcW w:w="2748" w:type="pct"/>
+            <w:tcW w:w="1667" w:type="pct"/>
             <w:tcBorders>
               <w:top w:val="single" w:sz="6" w:space="0" w:color="CFD6E0"/>
               <w:left w:val="single" w:sz="6" w:space="0" w:color="CFD6E0"/>
@@ -1945,7 +1987,7 @@
         </w:trPr>
         <w:tc>
           <w:tcPr>
-            <w:tcW w:w="1330" w:type="pct"/>
+            <w:tcW w:w="1667" w:type="pct"/>
             <w:tcBorders>
               <w:top w:val="single" w:sz="6" w:space="0" w:color="CFD6E0"/>
               <w:left w:val="single" w:sz="6" w:space="0" w:color="CFD6E0"/>
@@ -1983,7 +2025,7 @@
         </w:tc>
         <w:tc>
           <w:tcPr>
-            <w:tcW w:w="922" w:type="pct"/>
+            <w:tcW w:w="1667" w:type="pct"/>
             <w:tcBorders>
               <w:top w:val="single" w:sz="6" w:space="0" w:color="CFD6E0"/>
               <w:left w:val="single" w:sz="6" w:space="0" w:color="CFD6E0"/>
@@ -2021,7 +2063,7 @@
         </w:tc>
         <w:tc>
           <w:tcPr>
-            <w:tcW w:w="2748" w:type="pct"/>
+            <w:tcW w:w="1667" w:type="pct"/>
             <w:tcBorders>
               <w:top w:val="single" w:sz="6" w:space="0" w:color="CFD6E0"/>
               <w:left w:val="single" w:sz="6" w:space="0" w:color="CFD6E0"/>
@@ -2064,7 +2106,7 @@
         </w:trPr>
         <w:tc>
           <w:tcPr>
-            <w:tcW w:w="1330" w:type="pct"/>
+            <w:tcW w:w="1667" w:type="pct"/>
             <w:tcBorders>
               <w:top w:val="single" w:sz="6" w:space="0" w:color="CFD6E0"/>
               <w:left w:val="single" w:sz="6" w:space="0" w:color="CFD6E0"/>
@@ -2102,7 +2144,7 @@
         </w:tc>
         <w:tc>
           <w:tcPr>
-            <w:tcW w:w="922" w:type="pct"/>
+            <w:tcW w:w="1667" w:type="pct"/>
             <w:tcBorders>
               <w:top w:val="single" w:sz="6" w:space="0" w:color="CFD6E0"/>
               <w:left w:val="single" w:sz="6" w:space="0" w:color="CFD6E0"/>
@@ -2140,7 +2182,7 @@
         </w:tc>
         <w:tc>
           <w:tcPr>
-            <w:tcW w:w="2748" w:type="pct"/>
+            <w:tcW w:w="1667" w:type="pct"/>
             <w:tcBorders>
               <w:top w:val="single" w:sz="6" w:space="0" w:color="CFD6E0"/>
               <w:left w:val="single" w:sz="6" w:space="0" w:color="CFD6E0"/>
@@ -2183,7 +2225,7 @@
         </w:trPr>
         <w:tc>
           <w:tcPr>
-            <w:tcW w:w="1330" w:type="pct"/>
+            <w:tcW w:w="1667" w:type="pct"/>
             <w:tcBorders>
               <w:top w:val="single" w:sz="6" w:space="0" w:color="CFD6E0"/>
               <w:left w:val="single" w:sz="6" w:space="0" w:color="CFD6E0"/>
@@ -2221,7 +2263,7 @@
         </w:tc>
         <w:tc>
           <w:tcPr>
-            <w:tcW w:w="922" w:type="pct"/>
+            <w:tcW w:w="1667" w:type="pct"/>
             <w:tcBorders>
               <w:top w:val="single" w:sz="6" w:space="0" w:color="CFD6E0"/>
               <w:left w:val="single" w:sz="6" w:space="0" w:color="CFD6E0"/>
@@ -2259,7 +2301,7 @@
         </w:tc>
         <w:tc>
           <w:tcPr>
-            <w:tcW w:w="2748" w:type="pct"/>
+            <w:tcW w:w="1667" w:type="pct"/>
             <w:tcBorders>
               <w:top w:val="single" w:sz="6" w:space="0" w:color="CFD6E0"/>
               <w:left w:val="single" w:sz="6" w:space="0" w:color="CFD6E0"/>
@@ -2302,7 +2344,7 @@
         </w:trPr>
         <w:tc>
           <w:tcPr>
-            <w:tcW w:w="1330" w:type="pct"/>
+            <w:tcW w:w="1667" w:type="pct"/>
             <w:tcBorders>
               <w:top w:val="single" w:sz="6" w:space="0" w:color="CFD6E0"/>
               <w:left w:val="single" w:sz="6" w:space="0" w:color="CFD6E0"/>
@@ -2334,13 +2376,13 @@
                 <w:sz w:val="17"/>
                 <w:szCs w:val="18"/>
               </w:rPr>
-              <w:t>Consentimiento expreso en entorno digital</w:t>
+              <w:t>Consentimiento expreso que consta por escrito</w:t>
             </w:r>
           </w:p>
         </w:tc>
         <w:tc>
           <w:tcPr>
-            <w:tcW w:w="922" w:type="pct"/>
+            <w:tcW w:w="1667" w:type="pct"/>
             <w:tcBorders>
               <w:top w:val="single" w:sz="6" w:space="0" w:color="CFD6E0"/>
               <w:left w:val="single" w:sz="6" w:space="0" w:color="CFD6E0"/>
@@ -2372,13 +2414,13 @@
                 <w:sz w:val="17"/>
                 <w:szCs w:val="18"/>
               </w:rPr>
-              <w:t>Reglamento LFPDPPP art. 19</w:t>
+              <w:t>LFPDPPP art. 8</w:t>
             </w:r>
           </w:p>
         </w:tc>
         <w:tc>
           <w:tcPr>
-            <w:tcW w:w="2748" w:type="pct"/>
+            <w:tcW w:w="1667" w:type="pct"/>
             <w:tcBorders>
               <w:top w:val="single" w:sz="6" w:space="0" w:color="CFD6E0"/>
               <w:left w:val="single" w:sz="6" w:space="0" w:color="CFD6E0"/>
@@ -2421,7 +2463,7 @@
         </w:trPr>
         <w:tc>
           <w:tcPr>
-            <w:tcW w:w="1330" w:type="pct"/>
+            <w:tcW w:w="1667" w:type="pct"/>
             <w:tcBorders>
               <w:top w:val="single" w:sz="6" w:space="0" w:color="CFD6E0"/>
               <w:left w:val="single" w:sz="6" w:space="0" w:color="CFD6E0"/>
@@ -2459,7 +2501,7 @@
         </w:tc>
         <w:tc>
           <w:tcPr>
-            <w:tcW w:w="922" w:type="pct"/>
+            <w:tcW w:w="1667" w:type="pct"/>
             <w:tcBorders>
               <w:top w:val="single" w:sz="6" w:space="0" w:color="CFD6E0"/>
               <w:left w:val="single" w:sz="6" w:space="0" w:color="CFD6E0"/>
@@ -2491,13 +2533,13 @@
                 <w:sz w:val="17"/>
                 <w:szCs w:val="18"/>
               </w:rPr>
-              <w:t>Reglamento LFPDPPP arts. 20 y 31</w:t>
+              <w:t>Principio de información, LFPDPPP arts. 15 y 16</w:t>
             </w:r>
           </w:p>
         </w:tc>
         <w:tc>
           <w:tcPr>
-            <w:tcW w:w="2748" w:type="pct"/>
+            <w:tcW w:w="1667" w:type="pct"/>
             <w:tcBorders>
               <w:top w:val="single" w:sz="6" w:space="0" w:color="CFD6E0"/>
               <w:left w:val="single" w:sz="6" w:space="0" w:color="CFD6E0"/>
@@ -2692,7 +2734,6 @@
           <w:szCs w:val="20"/>
           <w:lang w:val="es-ES"/>
         </w:rPr>
-        <w:lastRenderedPageBreak/>
         <w:t>Esto no invalida la firma. Significa que la atribución debe sostenerse con otros elementos, y que esos elementos son distintos en cada uno de los dos casos que siguen.</w:t>
       </w:r>
     </w:p>
@@ -2715,7 +2756,7 @@
           <w:szCs w:val="20"/>
           <w:lang w:val="es-ES"/>
         </w:rPr>
-        <w:pict w14:anchorId="1C7F1239">
+        <w:pict w14:anchorId="41BEC66A">
           <v:rect id="_x0000_i1028" style="width:0;height:1.5pt" o:hralign="center" o:hrstd="t" o:hr="t" fillcolor="#a0a0a0" stroked="f"/>
         </w:pict>
       </w:r>
@@ -2821,7 +2862,7 @@
           <w:szCs w:val="20"/>
           <w:lang w:val="es-ES"/>
         </w:rPr>
-        <w:pict w14:anchorId="51EAC4E3">
+        <w:pict w14:anchorId="4ECEA267">
           <v:rect id="_x0000_i1029" style="width:0;height:1.5pt" o:hralign="center" o:hrstd="t" o:hr="t" fillcolor="#a0a0a0" stroked="f"/>
         </w:pict>
       </w:r>
@@ -2979,17 +3020,17 @@
           <w:szCs w:val="20"/>
           <w:lang w:val="es-ES"/>
         </w:rPr>
-        <w:t>Sobre menores de edad, la regla es clara: quien no ha cumplido dieciocho años no puede obligarse por sí mismo, y consienten quienes ejercen la patria potestad o la tutela (Cámara de Diputados, 2025b, arts. 23, 424, 425 y 646). La Ley General de los Derechos de Niñas, Niños y Adolescentes añade la protección de su intimidad y de sus datos (Cámara de Diputados, 2025d, arts. 76 a 80), y el interés superior de la niñez es principio constitucional (Constitución Política de los Estados Unidos Mexicanos, 2026, art</w:t>
-      </w:r>
-      <w:r>
-        <w:rPr>
-          <w:rFonts w:ascii="Segoe UI" w:hAnsi="Segoe UI" w:cs="Segoe UI"/>
-          <w:color w:val="1C2333"/>
-          <w:sz w:val="20"/>
-          <w:szCs w:val="20"/>
-          <w:lang w:val="es-ES"/>
-        </w:rPr>
-        <w:t>. 4).</w:t>
+        <w:t>Sobre menores de edad, la regla es clara: quien no ha cumplido dieciocho años no puede obligarse por sí mismo, y consienten quienes ejercen la patria potestad o la tutela (Cámara de Diputados, 2025b, arts. 23, 424, 425 y 646). La Ley General de los Derechos de Niñas, Niños y Adolescentes añade dos reglas aplicables: el derecho a la intimidad personal y familiar y a la protección de sus datos personales (Cámara de Diputados, 2025d, art. 76), y el derecho a ser escuchados y tomados en cuenta en los asuntos de</w:t>
+      </w:r>
+      <w:r>
+        <w:rPr>
+          <w:rFonts w:ascii="Segoe UI" w:hAnsi="Segoe UI" w:cs="Segoe UI"/>
+          <w:color w:val="1C2333"/>
+          <w:sz w:val="20"/>
+          <w:szCs w:val="20"/>
+          <w:lang w:val="es-ES"/>
+        </w:rPr>
+        <w:t xml:space="preserve"> su interés, conforme a su edad y madurez (Cámara de Diputados, 2025d, art. 71). Este último es el que sostiene recabar la opinión del adolescente además del consentimiento de quien lo representa. El interés superior de la niñez es principio constitucional (Constitución Política de los Estados Unidos Mexicanos, 2026, art. 4).</w:t>
       </w:r>
     </w:p>
     <w:p>
@@ -3011,7 +3052,7 @@
           <w:szCs w:val="20"/>
           <w:lang w:val="es-ES"/>
         </w:rPr>
-        <w:pict w14:anchorId="36900A70">
+        <w:pict w14:anchorId="683937B6">
           <v:rect id="_x0000_i1030" style="width:0;height:1.5pt" o:hralign="center" o:hrstd="t" o:hr="t" fillcolor="#a0a0a0" stroked="f"/>
         </w:pict>
       </w:r>
@@ -3089,7 +3130,6 @@
           <w:szCs w:val="20"/>
           <w:lang w:val="es-ES"/>
         </w:rPr>
-        <w:lastRenderedPageBreak/>
         <w:t xml:space="preserve">Un dato relevante para la privacidad: </w:t>
       </w:r>
       <w:r>
@@ -3222,6 +3262,47 @@
           <w:szCs w:val="20"/>
           <w:lang w:val="es-ES"/>
         </w:rPr>
+        <w:t xml:space="preserve"> Conviene ser preciso aquí, porque la norma </w:t>
+      </w:r>
+      <w:r>
+        <w:rPr>
+          <w:rStyle w:val="Fuerte"/>
+          <w:rFonts w:ascii="Segoe UI" w:hAnsi="Segoe UI" w:cs="Segoe UI"/>
+          <w:sz w:val="20"/>
+          <w:szCs w:val="20"/>
+          <w:lang w:val="es-ES"/>
+        </w:rPr>
+        <w:t>no ofrece esta modalidad</w:t>
+      </w:r>
+      <w:r>
+        <w:rPr>
+          <w:rFonts w:ascii="Segoe UI" w:hAnsi="Segoe UI" w:cs="Segoe UI"/>
+          <w:color w:val="1C2333"/>
+          <w:sz w:val="20"/>
+          <w:szCs w:val="20"/>
+          <w:lang w:val="es-ES"/>
+        </w:rPr>
+        <w:t xml:space="preserve">: su apéndice describe la solicitud de una constancia sobre la huella de </w:t>
+      </w:r>
+      <w:r>
+        <w:rPr>
+          <w:rStyle w:val="nfasis"/>
+          <w:rFonts w:ascii="Segoe UI" w:hAnsi="Segoe UI" w:cs="Segoe UI"/>
+          <w:color w:val="1C2333"/>
+          <w:sz w:val="20"/>
+          <w:szCs w:val="20"/>
+          <w:lang w:val="es-ES"/>
+        </w:rPr>
+        <w:t>un</w:t>
+      </w:r>
+      <w:r>
+        <w:rPr>
+          <w:rFonts w:ascii="Segoe UI" w:hAnsi="Segoe UI" w:cs="Segoe UI"/>
+          <w:color w:val="1C2333"/>
+          <w:sz w:val="20"/>
+          <w:szCs w:val="20"/>
+          <w:lang w:val="es-ES"/>
+        </w:rPr>
         <w:t xml:space="preserve"> </w:t>
       </w:r>
       <w:r>
@@ -3232,7 +3313,29 @@
           <w:szCs w:val="20"/>
           <w:lang w:val="es-ES"/>
         </w:rPr>
-        <w:t>En lugar de sellar cada documento, se sellan todos los del periodo mediante un único código que los resume. Reduce el costo de manera considerable, pero tiene dos consecuencias: para demostrar un caso concreto hay que presentar además la prueba de que ese documento formaba parte del lote sellado, y la fecha certificada tiene la granularidad del periodo, no del minuto.</w:t>
+        <w:t>mensaje de datos. El lote se construye sobre la norma, no dentro de ella, y la forma correcta es convertir el propio lote en un mensaje de datos: se genera un documento que enumera las huellas de todos los expedientes del periodo, y se solicita la constancia sobre la huella de ese documento.</w:t>
+      </w:r>
+    </w:p>
+    <w:p>
+      <w:pPr>
+        <w:pStyle w:val="NormalWeb"/>
+        <w:rPr>
+          <w:rFonts w:ascii="Segoe UI" w:hAnsi="Segoe UI" w:cs="Segoe UI"/>
+          <w:color w:val="1C2333"/>
+          <w:sz w:val="20"/>
+          <w:szCs w:val="20"/>
+          <w:lang w:val="es-ES"/>
+        </w:rPr>
+      </w:pPr>
+      <w:r>
+        <w:rPr>
+          <w:rFonts w:ascii="Segoe UI" w:hAnsi="Segoe UI" w:cs="Segoe UI"/>
+          <w:color w:val="1C2333"/>
+          <w:sz w:val="20"/>
+          <w:szCs w:val="20"/>
+          <w:lang w:val="es-ES"/>
+        </w:rPr>
+        <w:t>Tiene dos consecuencias que el área legal debe conocer. Para demostrar un caso concreto hay que exhibir tres cosas y no una: la constancia, el documento que enumera las huellas, y el expediente cuya huella figura en esa lista. Y la fecha certificada tiene la granularidad del periodo elegido, no del minuto de la firma.</w:t>
       </w:r>
     </w:p>
     <w:p>
@@ -3347,10 +3450,10 @@
         <w:tblLook w:val="04A0" w:firstRow="1" w:lastRow="0" w:firstColumn="1" w:lastColumn="0" w:noHBand="0" w:noVBand="1"/>
       </w:tblPr>
       <w:tblGrid>
-        <w:gridCol w:w="3253"/>
-        <w:gridCol w:w="1971"/>
-        <w:gridCol w:w="2380"/>
-        <w:gridCol w:w="2380"/>
+        <w:gridCol w:w="2496"/>
+        <w:gridCol w:w="2496"/>
+        <w:gridCol w:w="2496"/>
+        <w:gridCol w:w="2496"/>
       </w:tblGrid>
       <w:tr>
         <w:trPr>
@@ -3359,7 +3462,7 @@
         </w:trPr>
         <w:tc>
           <w:tcPr>
-            <w:tcW w:w="1629" w:type="pct"/>
+            <w:tcW w:w="1250" w:type="pct"/>
             <w:tcBorders>
               <w:top w:val="single" w:sz="6" w:space="0" w:color="CFD6E0"/>
               <w:left w:val="single" w:sz="6" w:space="0" w:color="CFD6E0"/>
@@ -3402,7 +3505,7 @@
         </w:tc>
         <w:tc>
           <w:tcPr>
-            <w:tcW w:w="987" w:type="pct"/>
+            <w:tcW w:w="1250" w:type="pct"/>
             <w:tcBorders>
               <w:top w:val="single" w:sz="6" w:space="0" w:color="CFD6E0"/>
               <w:left w:val="single" w:sz="6" w:space="0" w:color="CFD6E0"/>
@@ -3445,7 +3548,7 @@
         </w:tc>
         <w:tc>
           <w:tcPr>
-            <w:tcW w:w="1192" w:type="pct"/>
+            <w:tcW w:w="1250" w:type="pct"/>
             <w:tcBorders>
               <w:top w:val="single" w:sz="6" w:space="0" w:color="CFD6E0"/>
               <w:left w:val="single" w:sz="6" w:space="0" w:color="CFD6E0"/>
@@ -3488,7 +3591,7 @@
         </w:tc>
         <w:tc>
           <w:tcPr>
-            <w:tcW w:w="1192" w:type="pct"/>
+            <w:tcW w:w="1250" w:type="pct"/>
             <w:tcBorders>
               <w:top w:val="single" w:sz="6" w:space="0" w:color="CFD6E0"/>
               <w:left w:val="single" w:sz="6" w:space="0" w:color="CFD6E0"/>
@@ -3536,7 +3639,7 @@
         </w:trPr>
         <w:tc>
           <w:tcPr>
-            <w:tcW w:w="1629" w:type="pct"/>
+            <w:tcW w:w="1250" w:type="pct"/>
             <w:tcBorders>
               <w:top w:val="single" w:sz="6" w:space="0" w:color="CFD6E0"/>
               <w:left w:val="single" w:sz="6" w:space="0" w:color="CFD6E0"/>
@@ -3574,7 +3677,7 @@
         </w:tc>
         <w:tc>
           <w:tcPr>
-            <w:tcW w:w="987" w:type="pct"/>
+            <w:tcW w:w="1250" w:type="pct"/>
             <w:tcBorders>
               <w:top w:val="single" w:sz="6" w:space="0" w:color="CFD6E0"/>
               <w:left w:val="single" w:sz="6" w:space="0" w:color="CFD6E0"/>
@@ -3612,7 +3715,7 @@
         </w:tc>
         <w:tc>
           <w:tcPr>
-            <w:tcW w:w="1192" w:type="pct"/>
+            <w:tcW w:w="1250" w:type="pct"/>
             <w:tcBorders>
               <w:top w:val="single" w:sz="6" w:space="0" w:color="CFD6E0"/>
               <w:left w:val="single" w:sz="6" w:space="0" w:color="CFD6E0"/>
@@ -3650,7 +3753,7 @@
         </w:tc>
         <w:tc>
           <w:tcPr>
-            <w:tcW w:w="1192" w:type="pct"/>
+            <w:tcW w:w="1250" w:type="pct"/>
             <w:tcBorders>
               <w:top w:val="single" w:sz="6" w:space="0" w:color="CFD6E0"/>
               <w:left w:val="single" w:sz="6" w:space="0" w:color="CFD6E0"/>
@@ -3693,7 +3796,7 @@
         </w:trPr>
         <w:tc>
           <w:tcPr>
-            <w:tcW w:w="1629" w:type="pct"/>
+            <w:tcW w:w="1250" w:type="pct"/>
             <w:tcBorders>
               <w:top w:val="single" w:sz="6" w:space="0" w:color="CFD6E0"/>
               <w:left w:val="single" w:sz="6" w:space="0" w:color="CFD6E0"/>
@@ -3725,13 +3828,13 @@
                 <w:sz w:val="17"/>
                 <w:szCs w:val="18"/>
               </w:rPr>
-              <w:t>Una diaria, por lote</w:t>
+              <w:t>Una diaria, sobre el documento que enumera las huellas del día</w:t>
             </w:r>
           </w:p>
         </w:tc>
         <w:tc>
           <w:tcPr>
-            <w:tcW w:w="987" w:type="pct"/>
+            <w:tcW w:w="1250" w:type="pct"/>
             <w:tcBorders>
               <w:top w:val="single" w:sz="6" w:space="0" w:color="CFD6E0"/>
               <w:left w:val="single" w:sz="6" w:space="0" w:color="CFD6E0"/>
@@ -3769,7 +3872,7 @@
         </w:tc>
         <w:tc>
           <w:tcPr>
-            <w:tcW w:w="1192" w:type="pct"/>
+            <w:tcW w:w="1250" w:type="pct"/>
             <w:tcBorders>
               <w:top w:val="single" w:sz="6" w:space="0" w:color="CFD6E0"/>
               <w:left w:val="single" w:sz="6" w:space="0" w:color="CFD6E0"/>
@@ -3807,7 +3910,7 @@
         </w:tc>
         <w:tc>
           <w:tcPr>
-            <w:tcW w:w="1192" w:type="pct"/>
+            <w:tcW w:w="1250" w:type="pct"/>
             <w:tcBorders>
               <w:top w:val="single" w:sz="6" w:space="0" w:color="CFD6E0"/>
               <w:left w:val="single" w:sz="6" w:space="0" w:color="CFD6E0"/>
@@ -3850,7 +3953,7 @@
         </w:trPr>
         <w:tc>
           <w:tcPr>
-            <w:tcW w:w="1629" w:type="pct"/>
+            <w:tcW w:w="1250" w:type="pct"/>
             <w:tcBorders>
               <w:top w:val="single" w:sz="6" w:space="0" w:color="CFD6E0"/>
               <w:left w:val="single" w:sz="6" w:space="0" w:color="CFD6E0"/>
@@ -3882,13 +3985,13 @@
                 <w:sz w:val="17"/>
                 <w:szCs w:val="18"/>
               </w:rPr>
-              <w:t>Una semanal, por lote</w:t>
+              <w:t>Una semanal, sobre el documento que enumera las huellas de la semana</w:t>
             </w:r>
           </w:p>
         </w:tc>
         <w:tc>
           <w:tcPr>
-            <w:tcW w:w="987" w:type="pct"/>
+            <w:tcW w:w="1250" w:type="pct"/>
             <w:tcBorders>
               <w:top w:val="single" w:sz="6" w:space="0" w:color="CFD6E0"/>
               <w:left w:val="single" w:sz="6" w:space="0" w:color="CFD6E0"/>
@@ -3926,7 +4029,7 @@
         </w:tc>
         <w:tc>
           <w:tcPr>
-            <w:tcW w:w="1192" w:type="pct"/>
+            <w:tcW w:w="1250" w:type="pct"/>
             <w:tcBorders>
               <w:top w:val="single" w:sz="6" w:space="0" w:color="CFD6E0"/>
               <w:left w:val="single" w:sz="6" w:space="0" w:color="CFD6E0"/>
@@ -3964,7 +4067,7 @@
         </w:tc>
         <w:tc>
           <w:tcPr>
-            <w:tcW w:w="1192" w:type="pct"/>
+            <w:tcW w:w="1250" w:type="pct"/>
             <w:tcBorders>
               <w:top w:val="single" w:sz="6" w:space="0" w:color="CFD6E0"/>
               <w:left w:val="single" w:sz="6" w:space="0" w:color="CFD6E0"/>
@@ -4007,7 +4110,7 @@
         </w:trPr>
         <w:tc>
           <w:tcPr>
-            <w:tcW w:w="1629" w:type="pct"/>
+            <w:tcW w:w="1250" w:type="pct"/>
             <w:tcBorders>
               <w:top w:val="single" w:sz="6" w:space="0" w:color="CFD6E0"/>
               <w:left w:val="single" w:sz="6" w:space="0" w:color="CFD6E0"/>
@@ -4039,13 +4142,13 @@
                 <w:sz w:val="17"/>
                 <w:szCs w:val="18"/>
               </w:rPr>
-              <w:t>Una mensual, por lote</w:t>
+              <w:t>Una mensual, sobre el documento que enumera las huellas del mes</w:t>
             </w:r>
           </w:p>
         </w:tc>
         <w:tc>
           <w:tcPr>
-            <w:tcW w:w="987" w:type="pct"/>
+            <w:tcW w:w="1250" w:type="pct"/>
             <w:tcBorders>
               <w:top w:val="single" w:sz="6" w:space="0" w:color="CFD6E0"/>
               <w:left w:val="single" w:sz="6" w:space="0" w:color="CFD6E0"/>
@@ -4083,7 +4186,7 @@
         </w:tc>
         <w:tc>
           <w:tcPr>
-            <w:tcW w:w="1192" w:type="pct"/>
+            <w:tcW w:w="1250" w:type="pct"/>
             <w:tcBorders>
               <w:top w:val="single" w:sz="6" w:space="0" w:color="CFD6E0"/>
               <w:left w:val="single" w:sz="6" w:space="0" w:color="CFD6E0"/>
@@ -4121,7 +4224,7 @@
         </w:tc>
         <w:tc>
           <w:tcPr>
-            <w:tcW w:w="1192" w:type="pct"/>
+            <w:tcW w:w="1250" w:type="pct"/>
             <w:tcBorders>
               <w:top w:val="single" w:sz="6" w:space="0" w:color="CFD6E0"/>
               <w:left w:val="single" w:sz="6" w:space="0" w:color="CFD6E0"/>
@@ -4264,7 +4367,7 @@
           <w:szCs w:val="20"/>
           <w:lang w:val="es-ES"/>
         </w:rPr>
-        <w:pict w14:anchorId="4EED3996">
+        <w:pict w14:anchorId="761B2957">
           <v:rect id="_x0000_i1031" style="width:0;height:1.5pt" o:hralign="center" o:hrstd="t" o:hr="t" fillcolor="#a0a0a0" stroked="f"/>
         </w:pict>
       </w:r>
@@ -4331,7 +4434,6 @@
           <w:szCs w:val="20"/>
           <w:lang w:val="es-ES"/>
         </w:rPr>
-        <w:lastRenderedPageBreak/>
         <w:t>Si la firma electrónica simple reforzada, con las dos verificaciones presenciales descritas en el apartado 4, resulta suficiente para el reglamento de acceso vehicular.</w:t>
       </w:r>
     </w:p>
@@ -4516,7 +4618,7 @@
           <w:szCs w:val="20"/>
           <w:lang w:val="es-ES"/>
         </w:rPr>
-        <w:pict w14:anchorId="7DC71398">
+        <w:pict w14:anchorId="0B0DE1D9">
           <v:rect id="_x0000_i1032" style="width:0;height:1.5pt" o:hralign="center" o:hrstd="t" o:hr="t" fillcolor="#a0a0a0" stroked="f"/>
         </w:pict>
       </w:r>
@@ -4577,7 +4679,17 @@
           <w:szCs w:val="20"/>
           <w:lang w:val="es-ES"/>
         </w:rPr>
-        <w:t>. Diario Oficial de la Federación. https://www.diputados.gob.mx/LeyesBiblio/regley/Reg_LFPDPPP.pdf</w:t>
+        <w:t>. Diario Oficial de la Federación. https://w</w:t>
+      </w:r>
+      <w:r>
+        <w:rPr>
+          <w:rFonts w:ascii="Segoe UI" w:hAnsi="Segoe UI" w:cs="Segoe UI"/>
+          <w:color w:val="1C2333"/>
+          <w:sz w:val="20"/>
+          <w:szCs w:val="20"/>
+          <w:lang w:val="es-ES"/>
+        </w:rPr>
+        <w:t>ww.diputados.gob.mx/LeyesBiblio/regley/Reg_LFPDPPP.pdf</w:t>
       </w:r>
     </w:p>
     <w:p>
@@ -5059,7 +5171,6 @@
           <w:szCs w:val="20"/>
           <w:lang w:val="es-ES"/>
         </w:rPr>
-        <w:lastRenderedPageBreak/>
         <w:t xml:space="preserve">Secretaría de Economía. (2026). </w:t>
       </w:r>
       <w:r>
@@ -5200,9 +5311,9 @@
 <file path=word/numbering.xml><?xml version="1.0" encoding="utf-8"?>
 <w:numbering xmlns:wpc="http://schemas.microsoft.com/office/word/2010/wordprocessingCanvas" xmlns:cx="http://schemas.microsoft.com/office/drawing/2014/chartex" xmlns:cx1="http://schemas.microsoft.com/office/drawing/2015/9/8/chartex" xmlns:cx2="http://schemas.microsoft.com/office/drawing/2015/10/21/chartex" xmlns:cx3="http://schemas.microsoft.com/office/drawing/2016/5/9/chartex" xmlns:cx4="http://schemas.microsoft.com/office/drawing/2016/5/10/chartex" xmlns:cx5="http://schemas.microsoft.com/office/drawing/2016/5/11/chartex" xmlns:cx6="http://schemas.microsoft.com/office/drawing/2016/5/12/chartex" xmlns:cx7="http://schemas.microsoft.com/office/drawing/2016/5/13/chartex" xmlns:cx8="http://schemas.microsoft.com/office/drawing/2016/5/14/chartex" xmlns:mc="http://schemas.openxmlformats.org/markup-compatibility/2006" xmlns:aink="http://schemas.microsoft.com/office/drawing/2016/ink" xmlns:am3d="http://schemas.microsoft.com/office/drawing/2017/model3d" xmlns:o="urn:schemas-microsoft-com:office:office" xmlns:oel="http://schemas.microsoft.com/office/2019/extlst" xmlns:r="http://schemas.openxmlformats.org/officeDocument/2006/relationships" xmlns:m="http://schemas.openxmlformats.org/officeDocument/2006/math" xmlns:v="urn:schemas-microsoft-com:vml" xmlns:wp14="http://schemas.microsoft.com/office/word/2010/wordprocessingDrawing" xmlns:wp="http://schemas.openxmlformats.org/drawingml/2006/wordprocessingDrawing" xmlns:w10="urn:schemas-microsoft-com:office:word" xmlns:w="http://schemas.openxmlformats.org/wordprocessingml/2006/main" xmlns:w14="http://schemas.microsoft.com/office/word/2010/wordml" xmlns:w15="http://schemas.microsoft.com/office/word/2012/wordml" xmlns:w16cex="http://schemas.microsoft.com/office/word/2018/wordml/cex" xmlns:w16cid="http://schemas.microsoft.com/office/word/2016/wordml/cid" xmlns:w16="http://schemas.microsoft.com/office/word/2018/wordml" xmlns:w16du="http://schemas.microsoft.com/office/word/2023/wordml/word16du" xmlns:w16sdtdh="http://schemas.microsoft.com/office/word/2020/wordml/sdtdatahash" xmlns:w16sdtfl="http://schemas.microsoft.com/office/word/2024/wordml/sdtformatlock" xmlns:w16se="http://schemas.microsoft.com/office/word/2015/wordml/symex" xmlns:wpg="http://schemas.microsoft.com/office/word/2010/wordprocessingGroup" xmlns:wpi="http://schemas.microsoft.com/office/word/2010/wordprocessingInk" xmlns:wne="http://schemas.microsoft.com/office/word/2006/wordml" xmlns:wps="http://schemas.microsoft.com/office/word/2010/wordprocessingShape" mc:Ignorable="w14 w15 w16se w16cid w16 w16cex w16sdtdh w16sdtfl w16du wp14">
   <w:abstractNum w:abstractNumId="0" w15:restartNumberingAfterBreak="0">
-    <w:nsid w:val="43920D7E"/>
+    <w:nsid w:val="5F080439"/>
     <w:multiLevelType w:val="multilevel"/>
-    <w:tmpl w:val="87706A32"/>
+    <w:tmpl w:val="707470DC"/>
     <w:lvl w:ilvl="0">
       <w:start w:val="1"/>
       <w:numFmt w:val="decimal"/>
@@ -5313,9 +5424,9 @@
     </w:lvl>
   </w:abstractNum>
   <w:abstractNum w:abstractNumId="1" w15:restartNumberingAfterBreak="0">
-    <w:nsid w:val="45C900F6"/>
+    <w:nsid w:val="7C2853DE"/>
     <w:multiLevelType w:val="multilevel"/>
-    <w:tmpl w:val="829C21A8"/>
+    <w:tmpl w:val="8C46FB62"/>
     <w:lvl w:ilvl="0">
       <w:start w:val="1"/>
       <w:numFmt w:val="decimal"/>
@@ -5425,10 +5536,10 @@
       </w:pPr>
     </w:lvl>
   </w:abstractNum>
-  <w:num w:numId="1" w16cid:durableId="934359315">
+  <w:num w:numId="1" w16cid:durableId="983434168">
     <w:abstractNumId w:val="1"/>
   </w:num>
-  <w:num w:numId="2" w16cid:durableId="988555399">
+  <w:num w:numId="2" w16cid:durableId="236673580">
     <w:abstractNumId w:val="0"/>
   </w:num>
 </w:numbering>
